--- a/docx/09-nat-pat/09-nat-pat.docx
+++ b/docx/09-nat-pat/09-nat-pat.docx
@@ -28,13 +28,13 @@
         </w:p>
       </w:sdtContent>
     </w:sdt>
-    <w:bookmarkStart w:id="26" w:name="u09-nat-y-pat"/>
+    <w:bookmarkStart w:id="26" w:name="nat-y-pat"/>
     <w:p>
       <w:pPr>
         <w:pStyle w:val="Heading1"/>
       </w:pPr>
       <w:r>
-        <w:t xml:space="preserve">U09 — NAT y PAT</w:t>
+        <w:t xml:space="preserve">NAT y PAT</w:t>
       </w:r>
     </w:p>
     <w:p>
@@ -76,7 +76,7 @@
           <w:b/>
           <w:bCs/>
         </w:rPr>
-        <w:t xml:space="preserve">🌐 AQUÍ ESTÁS (U09)</w:t>
+        <w:t xml:space="preserve">🌐 AQUÍ ESTÁS</w:t>
       </w:r>
       <w:r>
         <w:t xml:space="preserve"> </w:t>
@@ -119,7 +119,7 @@
           <w:rPr>
             <w:rStyle w:val="Hyperlink"/>
           </w:rPr>
-          <w:t xml:space="preserve">UD8</w:t>
+          <w:t xml:space="preserve">unidad de ACL</w:t>
         </w:r>
       </w:hyperlink>
       <w:r>
@@ -1014,7 +1014,7 @@
           <w:rPr>
             <w:rStyle w:val="Hyperlink"/>
           </w:rPr>
-          <w:t xml:space="preserve">punto 4 de la UD3</w:t>
+          <w:t xml:space="preserve">punto 4 de dirección IP</w:t>
         </w:r>
       </w:hyperlink>
       <w:r>
@@ -1096,7 +1096,7 @@
             <w:b/>
             <w:bCs/>
           </w:rPr>
-          <w:t xml:space="preserve">UD10 · Servicios de red: DHCP, DNS y NTP</w:t>
+          <w:t xml:space="preserve">Servicios de red: DHCP, DNS y NTP</w:t>
         </w:r>
       </w:hyperlink>
       <w:r>
@@ -1157,7 +1157,7 @@
           <w:b/>
           <w:bCs/>
         </w:rPr>
-        <w:t xml:space="preserve">UD9 · NAT y PAT</w:t>
+        <w:t xml:space="preserve">NAT y PAT</w:t>
       </w:r>
       <w:r>
         <w:t xml:space="preserve"> </w:t>
@@ -2473,7 +2473,7 @@
           <w:b/>
           <w:bCs/>
         </w:rPr>
-        <w:t xml:space="preserve">UD9 · NAT y PAT</w:t>
+        <w:t xml:space="preserve">NAT y PAT</w:t>
       </w:r>
       <w:r>
         <w:t xml:space="preserve"> </w:t>
@@ -4156,7 +4156,7 @@
           <w:b/>
           <w:bCs/>
         </w:rPr>
-        <w:t xml:space="preserve">UD9 · NAT y PAT</w:t>
+        <w:t xml:space="preserve">NAT y PAT</w:t>
       </w:r>
       <w:r>
         <w:t xml:space="preserve"> </w:t>
@@ -5916,7 +5916,7 @@
           <w:b/>
           <w:bCs/>
         </w:rPr>
-        <w:t xml:space="preserve">UD9 · NAT y PAT</w:t>
+        <w:t xml:space="preserve">NAT y PAT</w:t>
       </w:r>
       <w:r>
         <w:t xml:space="preserve"> </w:t>
@@ -7432,7 +7432,7 @@
           <w:b/>
           <w:bCs/>
         </w:rPr>
-        <w:t xml:space="preserve">UD9 · NAT y PAT</w:t>
+        <w:t xml:space="preserve">NAT y PAT</w:t>
       </w:r>
       <w:r>
         <w:t xml:space="preserve"> </w:t>
@@ -9184,7 +9184,7 @@
           <w:b/>
           <w:bCs/>
         </w:rPr>
-        <w:t xml:space="preserve">UD9 · NAT y PAT</w:t>
+        <w:t xml:space="preserve">NAT y PAT</w:t>
       </w:r>
       <w:r>
         <w:t xml:space="preserve"> </w:t>
@@ -10941,7 +10941,7 @@
           <w:b/>
           <w:bCs/>
         </w:rPr>
-        <w:t xml:space="preserve">UD9 · NAT y PAT</w:t>
+        <w:t xml:space="preserve">NAT y PAT</w:t>
       </w:r>
       <w:r>
         <w:t xml:space="preserve"> </w:t>
@@ -12935,7 +12935,7 @@
           <w:b/>
           <w:bCs/>
         </w:rPr>
-        <w:t xml:space="preserve">UD9 · NAT y PAT</w:t>
+        <w:t xml:space="preserve">NAT y PAT</w:t>
       </w:r>
       <w:r>
         <w:t xml:space="preserve"> </w:t>
@@ -14188,7 +14188,7 @@
           <w:b/>
           <w:bCs/>
         </w:rPr>
-        <w:t xml:space="preserve">El diagnóstico (de la práctica de UD1):</w:t>
+        <w:t xml:space="preserve">El diagnóstico (de la práctica inicial):</w:t>
       </w:r>
     </w:p>
     <w:p>
@@ -14998,7 +14998,7 @@
           <w:b/>
           <w:bCs/>
         </w:rPr>
-        <w:t xml:space="preserve">UD9 · NAT y PAT</w:t>
+        <w:t xml:space="preserve">NAT y PAT</w:t>
       </w:r>
       <w:r>
         <w:t xml:space="preserve"> </w:t>
@@ -17302,7 +17302,7 @@
           <w:b/>
           <w:bCs/>
         </w:rPr>
-        <w:t xml:space="preserve">PRÓXIMAMENTE EN UD10:</w:t>
+        <w:t xml:space="preserve">PRÓXIMAMENTE:</w:t>
       </w:r>
       <w:r>
         <w:t xml:space="preserve"> </w:t>
@@ -17646,7 +17646,7 @@
           <w:rPr>
             <w:rStyle w:val="Hyperlink"/>
           </w:rPr>
-          <w:t xml:space="preserve">UD10 · Servicios de red: DHCP, DNS y NTP</w:t>
+          <w:t xml:space="preserve">Servicios de red: DHCP, DNS y NTP</w:t>
         </w:r>
       </w:hyperlink>
     </w:p>

--- a/docx/09-nat-pat/09-nat-pat.docx
+++ b/docx/09-nat-pat/09-nat-pat.docx
@@ -66,7 +66,7 @@
         <w:t xml:space="preserve"> </w:t>
       </w:r>
       <w:r>
-        <w:t xml:space="preserve">🛡️ ACLs →</w:t>
+        <w:t xml:space="preserve">🗣️ OSPF →</w:t>
       </w:r>
       <w:r>
         <w:t xml:space="preserve"> </w:t>
@@ -82,7 +82,7 @@
         <w:t xml:space="preserve"> </w:t>
       </w:r>
       <w:r>
-        <w:t xml:space="preserve">→ 🗄️ Servicios → 📶 WiFi</w:t>
+        <w:t xml:space="preserve">→ 🛡️ ACLs → 📶 WiFi</w:t>
       </w:r>
     </w:p>
     <w:p>
@@ -109,7 +109,7 @@
         <w:pStyle w:val="BodyText"/>
       </w:pPr>
       <w:r>
-        <w:t xml:space="preserve">Bienvenido a la unidad donde tu red privada sale al mundo. Tras la seguridad de la</w:t>
+        <w:t xml:space="preserve">Bienvenido a la unidad donde tu red privada sale al mundo. Tras el enrutamiento dinámico de la</w:t>
       </w:r>
       <w:r>
         <w:t xml:space="preserve"> </w:t>
@@ -119,11 +119,11 @@
           <w:rPr>
             <w:rStyle w:val="Hyperlink"/>
           </w:rPr>
-          <w:t xml:space="preserve">unidad de ACL</w:t>
+          <w:t xml:space="preserve">unidad de OSPF</w:t>
         </w:r>
       </w:hyperlink>
       <w:r>
-        <w:t xml:space="preserve">, aquí juegas con la frontera: qué es NAT, sus tipos (estático, dinámico, PAT), cómo se configura en el router Cisco, cómo publicar servicios hacia fuera (port forwarding) y qué problemas trae de regalo. Todo lo que enseñaste al router se pone a trabajar en la puerta de casa.</w:t>
+        <w:t xml:space="preserve">, aquí juegas con la frontera: qué es NAT, sus tipos (estático, dinámico, PAT), cómo se configura en el router Cisco, cómo publicar servicios hacia fuera (port forwarding) y qué problemas trae de regalo. Los routers ya saben por dónde ir; ahora les toca traducir la dirección para que Internet sepa devolver el camino.</w:t>
       </w:r>
     </w:p>
     <w:p>
@@ -1096,7 +1096,7 @@
             <w:b/>
             <w:bCs/>
           </w:rPr>
-          <w:t xml:space="preserve">Servicios de red: DHCP, DNS y NTP</w:t>
+          <w:t xml:space="preserve">ACLs y seguridad de red</w:t>
         </w:r>
       </w:hyperlink>
       <w:r>
@@ -5047,7 +5047,7 @@
         <w:t xml:space="preserve"> </w:t>
       </w:r>
       <w:r>
-        <w:t xml:space="preserve">IPs públicas. Si el pool se agota, los siguientes equipos se quedan sin salida hasta que se libere una dirección.</w:t>
+        <w:t xml:space="preserve">IPs públicas. Si el pool se agota, los siguientes equipos se quedan sin salida hasta que se libere una dirección. (De paso: acabas de escribir una ACL en una línea — la verás a fondo en la unidad de seguridad.)</w:t>
       </w:r>
     </w:p>
     <w:p>
@@ -17312,7 +17312,7 @@
           <w:i/>
           <w:iCs/>
         </w:rPr>
-        <w:t xml:space="preserve">Servicios de red: DHCP, DNS y NTP. Porque una red sin DHCP reparte IPs a mano, sin DNS navega por números y sin NTP ni sabe qué hora es. Tu NAT recién configurado necesita a los tres para no volverse loco.</w:t>
+        <w:t xml:space="preserve">Filtrado y seguridad. Las IPs viajan y los routers encaminan, pero ¿quién decide qué tráfico entra y cuál no? Necesitamos ACLs.</w:t>
       </w:r>
     </w:p>
     <w:p>
@@ -17646,7 +17646,7 @@
           <w:rPr>
             <w:rStyle w:val="Hyperlink"/>
           </w:rPr>
-          <w:t xml:space="preserve">Servicios de red: DHCP, DNS y NTP</w:t>
+          <w:t xml:space="preserve">ACLs y seguridad de red</w:t>
         </w:r>
       </w:hyperlink>
     </w:p>

--- a/docx/09-nat-pat/09-nat-pat.docx
+++ b/docx/09-nat-pat/09-nat-pat.docx
@@ -784,7 +784,7 @@
           <w:b/>
           <w:bCs/>
         </w:rPr>
-        <w:t xml:space="preserve">RA7: Configura y administra el acceso de las redes locales a servicios exteriores.</w:t>
+        <w:t xml:space="preserve">RA7: Conecta redes privadas a redes públicas identificando y aplicando diferentes tecnologías.</w:t>
       </w:r>
     </w:p>
     <w:tbl>
@@ -856,18 +856,18 @@
               <w:pStyle w:val="Compact"/>
             </w:pPr>
             <w:r>
-              <w:t xml:space="preserve">Salida de redes privadas a públicas</w:t>
-            </w:r>
-          </w:p>
-        </w:tc>
-        <w:tc>
-          <w:tcPr/>
-          <w:p>
-            <w:pPr>
-              <w:pStyle w:val="Compact"/>
-            </w:pPr>
-            <w:r>
-              <w:t xml:space="preserve">✅ Puntos 1-4 + ⚡ Laboratorio (punto 9)</w:t>
+              <w:t xml:space="preserve">Ventajas e inconvenientes de NAT</w:t>
+            </w:r>
+          </w:p>
+        </w:tc>
+        <w:tc>
+          <w:tcPr/>
+          <w:p>
+            <w:pPr>
+              <w:pStyle w:val="Compact"/>
+            </w:pPr>
+            <w:r>
+              <w:t xml:space="preserve">✅ Teoría (puntos 1-2) + 🔥 Fireside Chat (punto 9)</w:t>
             </w:r>
           </w:p>
         </w:tc>
@@ -891,18 +891,18 @@
               <w:pStyle w:val="Compact"/>
             </w:pPr>
             <w:r>
-              <w:t xml:space="preserve">NAT/PAT en el router</w:t>
-            </w:r>
-          </w:p>
-        </w:tc>
-        <w:tc>
-          <w:tcPr/>
-          <w:p>
-            <w:pPr>
-              <w:pStyle w:val="Compact"/>
-            </w:pPr>
-            <w:r>
-              <w:t xml:space="preserve">✅ Puntos 3-4 y 8 + ⚡ Laboratorio (punto 9)</w:t>
+              <w:t xml:space="preserve">NAT estático</w:t>
+            </w:r>
+          </w:p>
+        </w:tc>
+        <w:tc>
+          <w:tcPr/>
+          <w:p>
+            <w:pPr>
+              <w:pStyle w:val="Compact"/>
+            </w:pPr>
+            <w:r>
+              <w:t xml:space="preserve">✅ Punto 3 + ⚡ Laboratorio (punto 9)</w:t>
             </w:r>
           </w:p>
         </w:tc>
@@ -926,18 +926,18 @@
               <w:pStyle w:val="Compact"/>
             </w:pPr>
             <w:r>
-              <w:t xml:space="preserve">Publicación de servicios internos</w:t>
-            </w:r>
-          </w:p>
-        </w:tc>
-        <w:tc>
-          <w:tcPr/>
-          <w:p>
-            <w:pPr>
-              <w:pStyle w:val="Compact"/>
-            </w:pPr>
-            <w:r>
-              <w:t xml:space="preserve">✅ Punto 5 + 🧠 Atrévete a pensar (punto 9)</w:t>
+              <w:t xml:space="preserve">NAT dinámico/PAT</w:t>
+            </w:r>
+          </w:p>
+        </w:tc>
+        <w:tc>
+          <w:tcPr/>
+          <w:p>
+            <w:pPr>
+              <w:pStyle w:val="Compact"/>
+            </w:pPr>
+            <w:r>
+              <w:t xml:space="preserve">✅ Puntos 3-4 + ⚡ Laboratorio (punto 9)</w:t>
             </w:r>
           </w:p>
         </w:tc>
@@ -961,18 +961,53 @@
               <w:pStyle w:val="Compact"/>
             </w:pPr>
             <w:r>
-              <w:t xml:space="preserve">Verificación y diagnóstico</w:t>
-            </w:r>
-          </w:p>
-        </w:tc>
-        <w:tc>
-          <w:tcPr/>
-          <w:p>
-            <w:pPr>
-              <w:pStyle w:val="Compact"/>
-            </w:pPr>
-            <w:r>
-              <w:t xml:space="preserve">✅ Puntos 6-7 + 💬 Entrevista (punto 9)</w:t>
+              <w:t xml:space="preserve">Port forwarding</w:t>
+            </w:r>
+          </w:p>
+        </w:tc>
+        <w:tc>
+          <w:tcPr/>
+          <w:p>
+            <w:pPr>
+              <w:pStyle w:val="Compact"/>
+            </w:pPr>
+            <w:r>
+              <w:t xml:space="preserve">✅ Punto 5 + ⚡ Laboratorio (punto 9, NAT destino)</w:t>
+            </w:r>
+          </w:p>
+        </w:tc>
+      </w:tr>
+      <w:tr>
+        <w:tc>
+          <w:tcPr/>
+          <w:p>
+            <w:pPr>
+              <w:pStyle w:val="Compact"/>
+            </w:pPr>
+            <w:r>
+              <w:t xml:space="preserve">e)</w:t>
+            </w:r>
+          </w:p>
+        </w:tc>
+        <w:tc>
+          <w:tcPr/>
+          <w:p>
+            <w:pPr>
+              <w:pStyle w:val="Compact"/>
+            </w:pPr>
+            <w:r>
+              <w:t xml:space="preserve">WiFi vs WiMax</w:t>
+            </w:r>
+          </w:p>
+        </w:tc>
+        <w:tc>
+          <w:tcPr/>
+          <w:p>
+            <w:pPr>
+              <w:pStyle w:val="Compact"/>
+            </w:pPr>
+            <w:r>
+              <w:t xml:space="preserve">✅ Punto 7 (estándares 802.11)</w:t>
             </w:r>
           </w:p>
         </w:tc>
@@ -17341,7 +17376,7 @@
           <w:b/>
           <w:bCs/>
         </w:rPr>
-        <w:t xml:space="preserve">RA7: Conecta redes privadas a redes públicas.</w:t>
+        <w:t xml:space="preserve">RA7: Conecta redes privadas a redes públicas identificando y aplicando diferentes tecnologías.</w:t>
       </w:r>
     </w:p>
     <w:tbl>
@@ -17424,7 +17459,7 @@
               <w:pStyle w:val="Compact"/>
             </w:pPr>
             <w:r>
-              <w:t xml:space="preserve">✅ Teoría (puntos 1-2) + 🔥 Fireside Chat</w:t>
+              <w:t xml:space="preserve">✅ Teoría (puntos 1-2) + 🔥 Fireside Chat (punto 9)</w:t>
             </w:r>
           </w:p>
         </w:tc>
@@ -17459,7 +17494,7 @@
               <w:pStyle w:val="Compact"/>
             </w:pPr>
             <w:r>
-              <w:t xml:space="preserve">✅ Punto 3 + ⚡ Laboratorio</w:t>
+              <w:t xml:space="preserve">✅ Punto 3 + ⚡ Laboratorio (punto 9)</w:t>
             </w:r>
           </w:p>
         </w:tc>
@@ -17494,7 +17529,7 @@
               <w:pStyle w:val="Compact"/>
             </w:pPr>
             <w:r>
-              <w:t xml:space="preserve">✅ Puntos 3-4 + ⚡ Laboratorio</w:t>
+              <w:t xml:space="preserve">✅ Puntos 3-4 + ⚡ Laboratorio (punto 9)</w:t>
             </w:r>
           </w:p>
         </w:tc>
@@ -17529,7 +17564,7 @@
               <w:pStyle w:val="Compact"/>
             </w:pPr>
             <w:r>
-              <w:t xml:space="preserve">✅ Punto 5 + ⚡ Laboratorio (NAT destino)</w:t>
+              <w:t xml:space="preserve">✅ Punto 5 + ⚡ Laboratorio (punto 9, NAT destino)</w:t>
             </w:r>
           </w:p>
         </w:tc>

--- a/docx/09-nat-pat/09-nat-pat.docx
+++ b/docx/09-nat-pat/09-nat-pat.docx
@@ -252,7 +252,7 @@
         </w:numPr>
       </w:pPr>
       <w:r>
-        <w:t xml:space="preserve">Diagnosticar problemas típicos: DNS roto tras NAT, aplicaciones que no funcionan, doble NAT.</w:t>
+        <w:t xml:space="preserve">Diagnosticar los problemas típicos de las aplicaciones detrás de NAT (FTP, VoIP, juegos, VPN) y sus soluciones.</w:t>
       </w:r>
     </w:p>
     <w:p>
@@ -494,7 +494,7 @@
                 <w:rPr>
                   <w:rStyle w:val="Hyperlink"/>
                 </w:rPr>
-                <w:t xml:space="preserve">05 · NAT de destino</w:t>
+                <w:t xml:space="preserve">05 · NAT destino (port forwarding)</w:t>
               </w:r>
             </w:hyperlink>
           </w:p>
@@ -666,7 +666,7 @@
               <w:pStyle w:val="Compact"/>
             </w:pPr>
             <w:r>
-              <w:t xml:space="preserve">Sé el Paquete, Fireside, Laboratorio, Crucigrama…</w:t>
+              <w:t xml:space="preserve">Sé el NAT, Fireside, Laboratorio, Crucigrama…</w:t>
             </w:r>
           </w:p>
         </w:tc>
@@ -1274,7 +1274,7 @@
         <w:pStyle w:val="BodyText"/>
       </w:pPr>
       <w:r>
-        <w:t xml:space="preserve">Si esto te suena de pasada, es porque ya lo rozaste en las unidades de IPv4. Aquí lo llevamos al fondo: por qué existe, qué resuelve y qué rompe.</w:t>
+        <w:t xml:space="preserve">Si esto te suena de pasada, es porque ya lo rozaste en la unidad de dirección IP. Aquí lo llevamos al fondo: por qué existe, qué resuelve y qué rompe.</w:t>
       </w:r>
     </w:p>
     <w:p>
@@ -4696,7 +4696,7 @@
         <w:t xml:space="preserve"> </w:t>
       </w:r>
       <w:r>
-        <w:t xml:space="preserve">de IPs públicas dentro de un /29 (ej. 83.45.12.80-83.45.12.85, 6 IPs utilizables). Cuando un equipo interno quiere salir, el router le asigna una de esas IPs mientras dure su conexión; cuando termina, la devuelve al pool.</w:t>
+        <w:t xml:space="preserve">de IPs públicas dentro de un /29 (ej. 83.45.12.81-83.45.12.86: las 6 IPs utilizables de la red 83.45.12.80/29). Cuando un equipo interno quiere salir, el router le asigna una de esas IPs mientras dure su conexión; cuando termina, la devuelve al pool.</w:t>
       </w:r>
     </w:p>
     <w:p>
@@ -4716,7 +4716,7 @@
         <w:rPr>
           <w:rStyle w:val="VerbatimChar"/>
         </w:rPr>
-        <w:t xml:space="preserve">192.168.1.10  →   83.45.12.78</w:t>
+        <w:t xml:space="preserve">192.168.1.10  →   83.45.12.81</w:t>
       </w:r>
       <w:r>
         <w:br/>
@@ -4725,7 +4725,7 @@
         <w:rPr>
           <w:rStyle w:val="VerbatimChar"/>
         </w:rPr>
-        <w:t xml:space="preserve">192.168.1.20  →   83.45.12.79</w:t>
+        <w:t xml:space="preserve">192.168.1.20  →   83.45.12.82</w:t>
       </w:r>
       <w:r>
         <w:br/>
@@ -4734,7 +4734,7 @@
         <w:rPr>
           <w:rStyle w:val="VerbatimChar"/>
         </w:rPr>
-        <w:t xml:space="preserve">192.168.1.30  →   83.45.12.80   (el .81 queda libre hasta que haga falta)</w:t>
+        <w:t xml:space="preserve">192.168.1.30  →   83.45.12.83   (el .84 queda libre hasta que haga falta)</w:t>
       </w:r>
     </w:p>
     <w:p>
@@ -4812,7 +4812,7 @@
         <w:rPr>
           <w:rStyle w:val="CommentTok"/>
         </w:rPr>
-        <w:t xml:space="preserve"># ip nat pool PUBLICO 83.45.12.78 83.45.12.81 netmask 255.255.255.248</w:t>
+        <w:t xml:space="preserve"># ip nat pool PUBLICO 83.45.12.81 83.45.12.86 netmask 255.255.255.248</w:t>
       </w:r>
       <w:r>
         <w:br/>
@@ -9619,7 +9619,7 @@
         <w:rPr>
           <w:rStyle w:val="VerbatimChar"/>
         </w:rPr>
-        <w:t xml:space="preserve">udp   192.168.1.  8.8.8.8:53  8.8.8.8:53</w:t>
+        <w:t xml:space="preserve">udp 83.45.12.78:60001  192.168.1.10:54321  8.8.8.8:53         8.8.8.8:53</w:t>
       </w:r>
       <w:r>
         <w:br/>
@@ -9628,7 +9628,7 @@
         <w:rPr>
           <w:rStyle w:val="VerbatimChar"/>
         </w:rPr>
-        <w:t xml:space="preserve">udp   192.168.1.  8.8.8.8:53  8.8.8.8:53</w:t>
+        <w:t xml:space="preserve">udp 83.45.12.78:60002  192.168.1.20:54321  8.8.8.8:53         8.8.8.8:53</w:t>
       </w:r>
     </w:p>
     <w:p>
@@ -11675,7 +11675,7 @@
         <w:t xml:space="preserve"> </w:t>
       </w:r>
       <w:r>
-        <w:t xml:space="preserve">puede romperse con NAT por dos vías:</w:t>
+        <w:t xml:space="preserve">choca con NAT por dos motivos:</w:t>
       </w:r>
       <w:r>
         <w:t xml:space="preserve"> </w:t>
@@ -11691,7 +11691,7 @@
         <w:t xml:space="preserve"> </w:t>
       </w:r>
       <w:r>
-        <w:t xml:space="preserve">autentica la cabecera IP completa (cambiarla rompe la verificación), mientras que</w:t>
+        <w:t xml:space="preserve">autentica la cabecera IP completa (cambiarla en el camino invalida la verificación) y</w:t>
       </w:r>
       <w:r>
         <w:t xml:space="preserve"> </w:t>
@@ -11707,33 +11707,17 @@
         <w:t xml:space="preserve"> </w:t>
       </w:r>
       <w:r>
-        <w:t xml:space="preserve">no autentica la cabecera IP pero cifra los puertos, de modo que con PAT no hay forma de multiplexar. NAT-T lo resuelve encapsulando en UDP:4500.ridad</w:t>
-      </w:r>
-      <w:r>
-        <w:t xml:space="preserve"> </w:t>
-      </w:r>
-      <w:r>
-        <w:rPr>
-          <w:b/>
-          <w:bCs/>
-        </w:rPr>
-        <w:t xml:space="preserve">falla</w:t>
-      </w:r>
-      <w:r>
-        <w:t xml:space="preserve"> </w:t>
-      </w:r>
-      <w:r>
-        <w:t xml:space="preserve">y el paquete se descarta. Solución:</w:t>
-      </w:r>
-      <w:r>
-        <w:t xml:space="preserve"> </w:t>
-      </w:r>
-      <w:r>
-        <w:rPr>
-          <w:b/>
-          <w:bCs/>
-        </w:rPr>
-        <w:t xml:space="preserve">NAT-T (NAT Traversal)</w:t>
+        <w:t xml:space="preserve">cifra los puertos de transporte, así que con PAT no hay forma de reescribirlos para distinguir conexiones.</w:t>
+      </w:r>
+      <w:r>
+        <w:t xml:space="preserve"> </w:t>
+      </w:r>
+      <w:r>
+        <w:rPr>
+          <w:b/>
+          <w:bCs/>
+        </w:rPr>
+        <w:t xml:space="preserve">Solución: NAT-T (NAT Traversal)</w:t>
       </w:r>
       <w:r>
         <w:t xml:space="preserve"> </w:t>
@@ -12172,7 +12156,7 @@
               <w:pStyle w:val="Compact"/>
             </w:pPr>
             <w:r>
-              <w:t xml:space="preserve">2,4 GHz</w:t>
+              <w:t xml:space="preserve">2,4 y 5 GHz</w:t>
             </w:r>
           </w:p>
         </w:tc>
@@ -12668,7 +12652,7 @@
         <w:t xml:space="preserve"> </w:t>
       </w:r>
       <w:r>
-        <w:t xml:space="preserve">(802.16, kilómetros) son primas, no hermanas: de n/ac/ax/be a la familia 802.11 le va muy bien.</w:t>
+        <w:t xml:space="preserve">(802.16, kilómetros) son primas, no hermanas: WiFi va de la generación n a la be, y WiMax se quedó en su 802.16.</w:t>
       </w:r>
     </w:p>
     <w:bookmarkEnd w:id="96"/>
@@ -13259,7 +13243,7 @@
               <w:pStyle w:val="Compact"/>
             </w:pPr>
             <w:r>
-              <w:t xml:space="preserve">192.168.1.10, .20, .30</w:t>
+              <w:t xml:space="preserve">192.168.1.11, .12, .13</w:t>
             </w:r>
           </w:p>
         </w:tc>
@@ -13311,30 +13295,6 @@
         </w:tc>
       </w:tr>
     </w:tbl>
-    <w:p>
-      <w:pPr>
-        <w:pStyle w:val="BlockText"/>
-      </w:pPr>
-      <w:r>
-        <w:t xml:space="preserve">⚠️</w:t>
-      </w:r>
-      <w:r>
-        <w:t xml:space="preserve"> </w:t>
-      </w:r>
-      <w:r>
-        <w:rPr>
-          <w:b/>
-          <w:bCs/>
-        </w:rPr>
-        <w:t xml:space="preserve">Detalle que confunde:</w:t>
-      </w:r>
-      <w:r>
-        <w:t xml:space="preserve"> </w:t>
-      </w:r>
-      <w:r>
-        <w:t xml:space="preserve">PC1 y el servidor web comparten IP en este guion (192.168.1.10). En un montaje real serían equipos distintos; aquí los separamos en los pasos para que veas las dos caras de NAT por separado. Si quieres ser estricto, usa 192.168.1.10 para el servidor y .11-.13 para los PCs.</w:t>
-      </w:r>
-    </w:p>
     <w:p>
       <w:r>
         <w:pict>
@@ -14991,7 +14951,7 @@
         <w:pStyle w:val="Heading1"/>
       </w:pPr>
       <w:r>
-        <w:t xml:space="preserve">9 — Cierre: consolida lo aprendido</w:t>
+        <w:t xml:space="preserve">09 — Cierre: consolida lo aprendido</w:t>
       </w:r>
     </w:p>
     <w:p>
@@ -15039,7 +14999,7 @@
         <w:t xml:space="preserve"> </w:t>
       </w:r>
       <w:r>
-        <w:t xml:space="preserve">→ 9 · Cierre: consolida lo aprendido</w:t>
+        <w:t xml:space="preserve">→ 09 · Cierre: consolida lo aprendido</w:t>
       </w:r>
     </w:p>
     <w:p>
@@ -15459,7 +15419,7 @@
         </w:numPr>
       </w:pPr>
       <w:r>
-        <w:t xml:space="preserve">Soy el estándar WiFi más común hoy en día. 2,4 GHz, 5 GHz, hasta 1,3 Gbps.</w:t>
+        <w:t xml:space="preserve">Soy un estándar WiFi que trabaja solo en 5 GHz, con velocidades de hasta 1,3 Gbps.</w:t>
       </w:r>
     </w:p>
     <w:p>
@@ -16969,7 +16929,7 @@
         <w:rPr>
           <w:rStyle w:val="VerbatimChar"/>
         </w:rPr>
-        <w:t xml:space="preserve">2. Técnica de traducción 1 a 1 fija (3+8 letras, 2 palabras)</w:t>
+        <w:t xml:space="preserve">2. Traductor de IPs dentro del payload (3 letras)</w:t>
       </w:r>
       <w:r>
         <w:br/>
@@ -17013,7 +16973,7 @@
         <w:t xml:space="preserve"> </w:t>
       </w:r>
       <w:r>
-        <w:t xml:space="preserve">1. PAT, 4. 6E, 5. VPN, 8. SHOWIPNATTRANSLATIONS</w:t>
+        <w:t xml:space="preserve">1. PAT, 4. 6E, 5. VPN, 7. NATESTATICO, 8. SHOWIPNATTRANSLATIONS</w:t>
       </w:r>
       <w:r>
         <w:t xml:space="preserve"> </w:t>
@@ -17029,7 +16989,7 @@
         <w:t xml:space="preserve"> </w:t>
       </w:r>
       <w:r>
-        <w:t xml:space="preserve">2. NATESTATICO, 3. UPnP, 6. INSIDE</w:t>
+        <w:t xml:space="preserve">2. ALG, 3. UPnP, 6. INSIDE</w:t>
       </w:r>
     </w:p>
     <w:p>
@@ -17254,7 +17214,7 @@
         <w:pStyle w:val="FirstParagraph"/>
       </w:pPr>
       <w:r>
-        <w:t xml:space="preserve">Depende del router y del tiempo de expiración. Teóricamente, con 65535 puertos disponibles por IP pública, PAT puede manejar hasta ~65.000 conexiones simultáneas. En la práctica, los routers domésticos manejan unos pocos miles antes de saturarse.</w:t>
+        <w:t xml:space="preserve">Depende del router y del tiempo de expiración. Teóricamente, con 65.535 puertos disponibles por IP pública, PAT puede manejar hasta ~65.000 conexiones simultáneas. En la práctica, los routers domésticos manejan unos pocos miles antes de saturarse.</w:t>
       </w:r>
     </w:p>
     <w:p>
@@ -17654,7 +17614,7 @@
           <w:rPr>
             <w:rStyle w:val="Hyperlink"/>
           </w:rPr>
-          <w:t xml:space="preserve">8 · Configuración completa</w:t>
+          <w:t xml:space="preserve">08 · Configuración completa</w:t>
         </w:r>
       </w:hyperlink>
       <w:r>

--- a/docx/09-nat-pat/09-nat-pat.docx
+++ b/docx/09-nat-pat/09-nat-pat.docx
@@ -856,7 +856,7 @@
               <w:pStyle w:val="Compact"/>
             </w:pPr>
             <w:r>
-              <w:t xml:space="preserve">Ventajas e inconvenientes de NAT</w:t>
+              <w:t xml:space="preserve">Se han descrito las ventajas e inconvenientes del uso de la traducción de direcciones de red (NAT)</w:t>
             </w:r>
           </w:p>
         </w:tc>
@@ -891,7 +891,7 @@
               <w:pStyle w:val="Compact"/>
             </w:pPr>
             <w:r>
-              <w:t xml:space="preserve">NAT estático</w:t>
+              <w:t xml:space="preserve">Se ha utilizado NAT para realizar la traducción estática de direcciones de red</w:t>
             </w:r>
           </w:p>
         </w:tc>
@@ -926,7 +926,7 @@
               <w:pStyle w:val="Compact"/>
             </w:pPr>
             <w:r>
-              <w:t xml:space="preserve">NAT dinámico/PAT</w:t>
+              <w:t xml:space="preserve">Se ha utilizado NAT para realizar la traducción dinámica de direcciones de red</w:t>
             </w:r>
           </w:p>
         </w:tc>
@@ -961,18 +961,18 @@
               <w:pStyle w:val="Compact"/>
             </w:pPr>
             <w:r>
-              <w:t xml:space="preserve">Port forwarding</w:t>
-            </w:r>
-          </w:p>
-        </w:tc>
-        <w:tc>
-          <w:tcPr/>
-          <w:p>
-            <w:pPr>
-              <w:pStyle w:val="Compact"/>
-            </w:pPr>
-            <w:r>
-              <w:t xml:space="preserve">✅ Punto 5 + ⚡ Laboratorio (punto 9, NAT destino)</w:t>
+              <w:t xml:space="preserve">Se han descrito las características de las tecnologías «Frame Relay», RDSI y ADSL</w:t>
+            </w:r>
+          </w:p>
+        </w:tc>
+        <w:tc>
+          <w:tcPr/>
+          <w:p>
+            <w:pPr>
+              <w:pStyle w:val="Compact"/>
+            </w:pPr>
+            <w:r>
+              <w:t xml:space="preserve">✅ Punto 7 (WAN heredada)</w:t>
             </w:r>
           </w:p>
         </w:tc>
@@ -996,7 +996,7 @@
               <w:pStyle w:val="Compact"/>
             </w:pPr>
             <w:r>
-              <w:t xml:space="preserve">WiFi vs WiMax</w:t>
+              <w:t xml:space="preserve">Se han descrito las analogías y diferencias entre las tecnologías «Wifi» y «Wimax»</w:t>
             </w:r>
           </w:p>
         </w:tc>
@@ -1008,11 +1008,70 @@
             </w:pPr>
             <w:r>
               <w:t xml:space="preserve">✅ Punto 7 (estándares 802.11)</w:t>
+            </w:r>
+          </w:p>
+        </w:tc>
+      </w:tr>
+      <w:tr>
+        <w:tc>
+          <w:tcPr/>
+          <w:p>
+            <w:pPr>
+              <w:pStyle w:val="Compact"/>
+            </w:pPr>
+            <w:r>
+              <w:t xml:space="preserve">f)</w:t>
+            </w:r>
+          </w:p>
+        </w:tc>
+        <w:tc>
+          <w:tcPr/>
+          <w:p>
+            <w:pPr>
+              <w:pStyle w:val="Compact"/>
+            </w:pPr>
+            <w:r>
+              <w:t xml:space="preserve">Se han descrito las características de las tecnologías UMTS y HSDPA</w:t>
+            </w:r>
+          </w:p>
+        </w:tc>
+        <w:tc>
+          <w:tcPr/>
+          <w:p>
+            <w:pPr>
+              <w:pStyle w:val="Compact"/>
+            </w:pPr>
+            <w:r>
+              <w:t xml:space="preserve">✅ Punto 7 (móvil 3G/3.5G)</w:t>
             </w:r>
           </w:p>
         </w:tc>
       </w:tr>
     </w:tbl>
+    <w:p>
+      <w:pPr>
+        <w:pStyle w:val="BlockText"/>
+      </w:pPr>
+      <w:r>
+        <w:t xml:space="preserve">ℹ️ El</w:t>
+      </w:r>
+      <w:r>
+        <w:t xml:space="preserve"> </w:t>
+      </w:r>
+      <w:r>
+        <w:rPr>
+          <w:b/>
+          <w:bCs/>
+        </w:rPr>
+        <w:t xml:space="preserve">port forwarding</w:t>
+      </w:r>
+      <w:r>
+        <w:t xml:space="preserve"> </w:t>
+      </w:r>
+      <w:r>
+        <w:t xml:space="preserve">(punto 5 + ⚡ Laboratorio, NAT destino) es contenido de la unidad — el bloque «NAT destino» —, no un CE: la letra d) oficial corresponde a las WAN heredadas.</w:t>
+      </w:r>
+    </w:p>
     <w:p>
       <w:r>
         <w:pict>
@@ -5082,7 +5141,21 @@
         <w:t xml:space="preserve"> </w:t>
       </w:r>
       <w:r>
-        <w:t xml:space="preserve">IPs públicas. Si el pool se agota, los siguientes equipos se quedan sin salida hasta que se libere una dirección. (De paso: acabas de escribir una ACL en una línea — la verás a fondo en la unidad de seguridad.)</w:t>
+        <w:t xml:space="preserve">IPs públicas. Si el pool se agota, los siguientes equipos se quedan sin salida hasta que se libere una dirección. (De paso: acabas de escribir una ACL en una línea —</w:t>
+      </w:r>
+      <w:r>
+        <w:t xml:space="preserve"> </w:t>
+      </w:r>
+      <w:hyperlink r:id="rId24">
+        <w:r>
+          <w:rPr>
+            <w:rStyle w:val="Hyperlink"/>
+          </w:rPr>
+          <w:t xml:space="preserve">la verás a fondo en la unidad de seguridad</w:t>
+        </w:r>
+      </w:hyperlink>
+      <w:r>
+        <w:t xml:space="preserve">.)</w:t>
       </w:r>
     </w:p>
     <w:p>
@@ -10928,7 +11001,7 @@
     </w:p>
     <w:bookmarkEnd w:id="86"/>
     <w:bookmarkEnd w:id="87"/>
-    <w:bookmarkStart w:id="98" w:name="problemas-y-soluciones"/>
+    <w:bookmarkStart w:id="100" w:name="problemas-y-soluciones"/>
     <w:p>
       <w:pPr>
         <w:pStyle w:val="Heading1"/>
@@ -11804,13 +11877,13 @@
       </w:r>
     </w:p>
     <w:bookmarkEnd w:id="93"/>
-    <w:bookmarkStart w:id="94" w:name="bonus-wifi-vs-wimax-ce-e"/>
+    <w:bookmarkStart w:id="94" w:name="bonus-wan-heredada-ce-d"/>
     <w:p>
       <w:pPr>
         <w:pStyle w:val="Heading2"/>
       </w:pPr>
       <w:r>
-        <w:t xml:space="preserve">📶 Bonus: WiFi vs WiMax (CE e)</w:t>
+        <w:t xml:space="preserve">📡 Bonus: WAN heredada (CE d)</w:t>
       </w:r>
     </w:p>
     <w:p>
@@ -11818,36 +11891,20 @@
         <w:pStyle w:val="FirstParagraph"/>
       </w:pPr>
       <w:r>
-        <w:t xml:space="preserve">El resultado de aprendizaje de esta unidad incluye distinguir</w:t>
-      </w:r>
-      <w:r>
-        <w:t xml:space="preserve"> </w:t>
-      </w:r>
-      <w:r>
-        <w:rPr>
-          <w:b/>
-          <w:bCs/>
-        </w:rPr>
-        <w:t xml:space="preserve">WiFi</w:t>
-      </w:r>
-      <w:r>
-        <w:t xml:space="preserve"> </w:t>
-      </w:r>
-      <w:r>
-        <w:t xml:space="preserve">de</w:t>
-      </w:r>
-      <w:r>
-        <w:t xml:space="preserve"> </w:t>
-      </w:r>
-      <w:r>
-        <w:rPr>
-          <w:b/>
-          <w:bCs/>
-        </w:rPr>
-        <w:t xml:space="preserve">WiMax</w:t>
-      </w:r>
-      <w:r>
-        <w:t xml:space="preserve">, dos tecnologías de acceso inalámbrico que suenan parecidas y no lo son:</w:t>
+        <w:t xml:space="preserve">El resultado de aprendizaje también pide describir</w:t>
+      </w:r>
+      <w:r>
+        <w:t xml:space="preserve"> </w:t>
+      </w:r>
+      <w:r>
+        <w:rPr>
+          <w:b/>
+          <w:bCs/>
+        </w:rPr>
+        <w:t xml:space="preserve">Frame Relay, RDSI y ADSL</w:t>
+      </w:r>
+      <w:r>
+        <w:t xml:space="preserve">: tres tecnologías de área amplia que, aunque jubiladas o a punto, siguen en inventarios, en redes que no se tocan desde hace años y en cualquier examen que se precie:</w:t>
       </w:r>
     </w:p>
     <w:tbl>
@@ -11873,6 +11930,298 @@
               <w:pStyle w:val="Compact"/>
             </w:pPr>
             <w:r>
+              <w:t xml:space="preserve">Tecnología</w:t>
+            </w:r>
+          </w:p>
+        </w:tc>
+        <w:tc>
+          <w:tcPr/>
+          <w:p>
+            <w:pPr>
+              <w:pStyle w:val="Compact"/>
+            </w:pPr>
+            <w:r>
+              <w:t xml:space="preserve">Qué era</w:t>
+            </w:r>
+          </w:p>
+        </w:tc>
+        <w:tc>
+          <w:tcPr/>
+          <w:p>
+            <w:pPr>
+              <w:pStyle w:val="Compact"/>
+            </w:pPr>
+            <w:r>
+              <w:t xml:space="preserve">Por qué se fue</w:t>
+            </w:r>
+          </w:p>
+        </w:tc>
+      </w:tr>
+      <w:tr>
+        <w:tc>
+          <w:tcPr/>
+          <w:p>
+            <w:pPr>
+              <w:pStyle w:val="Compact"/>
+            </w:pPr>
+            <w:r>
+              <w:rPr>
+                <w:b/>
+                <w:bCs/>
+              </w:rPr>
+              <w:t xml:space="preserve">RDSI</w:t>
+            </w:r>
+            <w:r>
+              <w:t xml:space="preserve"> </w:t>
+            </w:r>
+            <w:r>
+              <w:t xml:space="preserve">(ISDN)</w:t>
+            </w:r>
+          </w:p>
+        </w:tc>
+        <w:tc>
+          <w:tcPr/>
+          <w:p>
+            <w:pPr>
+              <w:pStyle w:val="Compact"/>
+            </w:pPr>
+            <w:r>
+              <w:t xml:space="preserve">Red digital de conmutación de circuitos: canales B de 64 kbps (dos para 128 kbps) y uno D para señalización</w:t>
+            </w:r>
+          </w:p>
+        </w:tc>
+        <w:tc>
+          <w:tcPr/>
+          <w:p>
+            <w:pPr>
+              <w:pStyle w:val="Compact"/>
+            </w:pPr>
+            <w:r>
+              <w:t xml:space="preserve">Cara y lenta: 128 kbps máximos frente a cualquier ADSL</w:t>
+            </w:r>
+          </w:p>
+        </w:tc>
+      </w:tr>
+      <w:tr>
+        <w:tc>
+          <w:tcPr/>
+          <w:p>
+            <w:pPr>
+              <w:pStyle w:val="Compact"/>
+            </w:pPr>
+            <w:r>
+              <w:rPr>
+                <w:b/>
+                <w:bCs/>
+              </w:rPr>
+              <w:t xml:space="preserve">Frame Relay</w:t>
+            </w:r>
+          </w:p>
+        </w:tc>
+        <w:tc>
+          <w:tcPr/>
+          <w:p>
+            <w:pPr>
+              <w:pStyle w:val="Compact"/>
+            </w:pPr>
+            <w:r>
+              <w:t xml:space="preserve">Conmutación de paquetes sobre enlace dedicado, con PVC y un CIR que el operador prometía (y a veces cumplía)</w:t>
+            </w:r>
+          </w:p>
+        </w:tc>
+        <w:tc>
+          <w:tcPr/>
+          <w:p>
+            <w:pPr>
+              <w:pStyle w:val="Compact"/>
+            </w:pPr>
+            <w:r>
+              <w:t xml:space="preserve">Sustituida por MPLS y Ethernet de extremo a extremo</w:t>
+            </w:r>
+          </w:p>
+        </w:tc>
+      </w:tr>
+      <w:tr>
+        <w:tc>
+          <w:tcPr/>
+          <w:p>
+            <w:pPr>
+              <w:pStyle w:val="Compact"/>
+            </w:pPr>
+            <w:r>
+              <w:rPr>
+                <w:b/>
+                <w:bCs/>
+              </w:rPr>
+              <w:t xml:space="preserve">ADSL</w:t>
+            </w:r>
+          </w:p>
+        </w:tc>
+        <w:tc>
+          <w:tcPr/>
+          <w:p>
+            <w:pPr>
+              <w:pStyle w:val="Compact"/>
+            </w:pPr>
+            <w:r>
+              <w:t xml:space="preserve">Banda ancha</w:t>
+            </w:r>
+            <w:r>
+              <w:t xml:space="preserve"> </w:t>
+            </w:r>
+            <w:r>
+              <w:rPr>
+                <w:b/>
+                <w:bCs/>
+              </w:rPr>
+              <w:t xml:space="preserve">asimétrica</w:t>
+            </w:r>
+            <w:r>
+              <w:t xml:space="preserve"> </w:t>
+            </w:r>
+            <w:r>
+              <w:t xml:space="preserve">sobre el cobre de la línea telefónica (un splitter separa voz y datos)</w:t>
+            </w:r>
+          </w:p>
+        </w:tc>
+        <w:tc>
+          <w:tcPr/>
+          <w:p>
+            <w:pPr>
+              <w:pStyle w:val="Compact"/>
+            </w:pPr>
+            <w:r>
+              <w:t xml:space="preserve">Ganada por la fibra (FTTH); el cobre aún da algún servicio</w:t>
+            </w:r>
+          </w:p>
+        </w:tc>
+      </w:tr>
+    </w:tbl>
+    <w:p>
+      <w:pPr>
+        <w:pStyle w:val="BlockText"/>
+      </w:pPr>
+      <w:r>
+        <w:t xml:space="preserve">💡</w:t>
+      </w:r>
+      <w:r>
+        <w:t xml:space="preserve"> </w:t>
+      </w:r>
+      <w:r>
+        <w:rPr>
+          <w:b/>
+          <w:bCs/>
+        </w:rPr>
+        <w:t xml:space="preserve">Hilo con la unidad:</w:t>
+      </w:r>
+      <w:r>
+        <w:t xml:space="preserve"> </w:t>
+      </w:r>
+      <w:r>
+        <w:t xml:space="preserve">las tres conectan</w:t>
+      </w:r>
+      <w:r>
+        <w:t xml:space="preserve"> </w:t>
+      </w:r>
+      <w:r>
+        <w:t xml:space="preserve">“aquí”</w:t>
+      </w:r>
+      <w:r>
+        <w:t xml:space="preserve"> </w:t>
+      </w:r>
+      <w:r>
+        <w:t xml:space="preserve">con</w:t>
+      </w:r>
+      <w:r>
+        <w:t xml:space="preserve"> </w:t>
+      </w:r>
+      <w:r>
+        <w:t xml:space="preserve">“allá”</w:t>
+      </w:r>
+      <w:r>
+        <w:t xml:space="preserve"> </w:t>
+      </w:r>
+      <w:r>
+        <w:t xml:space="preserve">a través de una WAN, y en las tres NAT es quien deja que muchas IPs privadas compartan una única dirección pública en el enlace — justo lo que estás practicando.</w:t>
+      </w:r>
+    </w:p>
+    <w:p>
+      <w:r>
+        <w:pict>
+          <v:rect style="width:0;height:1.5pt" o:hralign="center" o:hrstd="t" o:hr="t"/>
+        </w:pict>
+      </w:r>
+    </w:p>
+    <w:bookmarkEnd w:id="94"/>
+    <w:bookmarkStart w:id="95" w:name="bonus-wifi-vs-wimax-ce-e"/>
+    <w:p>
+      <w:pPr>
+        <w:pStyle w:val="Heading2"/>
+      </w:pPr>
+      <w:r>
+        <w:t xml:space="preserve">📶 Bonus: WiFi vs WiMax (CE e)</w:t>
+      </w:r>
+    </w:p>
+    <w:p>
+      <w:pPr>
+        <w:pStyle w:val="FirstParagraph"/>
+      </w:pPr>
+      <w:r>
+        <w:t xml:space="preserve">El resultado de aprendizaje de esta unidad incluye distinguir</w:t>
+      </w:r>
+      <w:r>
+        <w:t xml:space="preserve"> </w:t>
+      </w:r>
+      <w:r>
+        <w:rPr>
+          <w:b/>
+          <w:bCs/>
+        </w:rPr>
+        <w:t xml:space="preserve">WiFi</w:t>
+      </w:r>
+      <w:r>
+        <w:t xml:space="preserve"> </w:t>
+      </w:r>
+      <w:r>
+        <w:t xml:space="preserve">de</w:t>
+      </w:r>
+      <w:r>
+        <w:t xml:space="preserve"> </w:t>
+      </w:r>
+      <w:r>
+        <w:rPr>
+          <w:b/>
+          <w:bCs/>
+        </w:rPr>
+        <w:t xml:space="preserve">WiMax</w:t>
+      </w:r>
+      <w:r>
+        <w:t xml:space="preserve">, dos tecnologías de acceso inalámbrico que suenan parecidas y no lo son:</w:t>
+      </w:r>
+    </w:p>
+    <w:tbl>
+      <w:tblPr>
+        <w:tblStyle w:val="Table"/>
+        <w:tblW w:type="pct" w:w="5000"/>
+        <w:tblLayout w:type="fixed"/>
+        <w:tblLook w:firstRow="1" w:lastRow="0" w:firstColumn="0" w:lastColumn="0" w:noHBand="0" w:noVBand="0" w:val="0020"/>
+      </w:tblPr>
+      <w:tblGrid>
+        <w:gridCol w:w="2640"/>
+        <w:gridCol w:w="2640"/>
+        <w:gridCol w:w="2640"/>
+      </w:tblGrid>
+      <w:tr>
+        <w:trPr>
+          <w:tblHeader w:val="on"/>
+        </w:trPr>
+        <w:tc>
+          <w:tcPr/>
+          <w:p>
+            <w:pPr>
+              <w:pStyle w:val="Compact"/>
+            </w:pPr>
+            <w:r>
               <w:t xml:space="preserve">Aspecto</w:t>
             </w:r>
           </w:p>
@@ -12380,8 +12729,268 @@
         </w:pict>
       </w:r>
     </w:p>
-    <w:bookmarkEnd w:id="94"/>
-    <w:bookmarkStart w:id="95" w:name="mini-chequeo-6"/>
+    <w:bookmarkEnd w:id="95"/>
+    <w:bookmarkStart w:id="96" w:name="bonus-móvil-3g-y-3.5g-ce-f"/>
+    <w:p>
+      <w:pPr>
+        <w:pStyle w:val="Heading2"/>
+      </w:pPr>
+      <w:r>
+        <w:t xml:space="preserve">📱 Bonus: móvil 3G y 3.5G (CE f)</w:t>
+      </w:r>
+    </w:p>
+    <w:p>
+      <w:pPr>
+        <w:pStyle w:val="FirstParagraph"/>
+      </w:pPr>
+      <w:r>
+        <w:t xml:space="preserve">Y el último aperitivo del resultado de aprendizaje: describir</w:t>
+      </w:r>
+      <w:r>
+        <w:t xml:space="preserve"> </w:t>
+      </w:r>
+      <w:r>
+        <w:rPr>
+          <w:b/>
+          <w:bCs/>
+        </w:rPr>
+        <w:t xml:space="preserve">UMTS y HSDPA</w:t>
+      </w:r>
+      <w:r>
+        <w:t xml:space="preserve">, el tramo del acceso móvil que enseñó a los teléfonos a navegar de verdad:</w:t>
+      </w:r>
+    </w:p>
+    <w:tbl>
+      <w:tblPr>
+        <w:tblStyle w:val="Table"/>
+        <w:tblW w:type="pct" w:w="5000"/>
+        <w:tblLayout w:type="fixed"/>
+        <w:tblLook w:firstRow="1" w:lastRow="0" w:firstColumn="0" w:lastColumn="0" w:noHBand="0" w:noVBand="0" w:val="0020"/>
+      </w:tblPr>
+      <w:tblGrid>
+        <w:gridCol w:w="1980"/>
+        <w:gridCol w:w="1980"/>
+        <w:gridCol w:w="1980"/>
+        <w:gridCol w:w="1980"/>
+      </w:tblGrid>
+      <w:tr>
+        <w:trPr>
+          <w:tblHeader w:val="on"/>
+        </w:trPr>
+        <w:tc>
+          <w:tcPr/>
+          <w:p>
+            <w:pPr>
+              <w:pStyle w:val="Compact"/>
+            </w:pPr>
+            <w:r>
+              <w:t xml:space="preserve">Tecnología</w:t>
+            </w:r>
+          </w:p>
+        </w:tc>
+        <w:tc>
+          <w:tcPr/>
+          <w:p>
+            <w:pPr>
+              <w:pStyle w:val="Compact"/>
+            </w:pPr>
+            <w:r>
+              <w:t xml:space="preserve">Generación</w:t>
+            </w:r>
+          </w:p>
+        </w:tc>
+        <w:tc>
+          <w:tcPr/>
+          <w:p>
+            <w:pPr>
+              <w:pStyle w:val="Compact"/>
+            </w:pPr>
+            <w:r>
+              <w:t xml:space="preserve">Velocidad típica</w:t>
+            </w:r>
+          </w:p>
+        </w:tc>
+        <w:tc>
+          <w:tcPr/>
+          <w:p>
+            <w:pPr>
+              <w:pStyle w:val="Compact"/>
+            </w:pPr>
+            <w:r>
+              <w:t xml:space="preserve">Nota</w:t>
+            </w:r>
+          </w:p>
+        </w:tc>
+      </w:tr>
+      <w:tr>
+        <w:tc>
+          <w:tcPr/>
+          <w:p>
+            <w:pPr>
+              <w:pStyle w:val="Compact"/>
+            </w:pPr>
+            <w:r>
+              <w:rPr>
+                <w:b/>
+                <w:bCs/>
+              </w:rPr>
+              <w:t xml:space="preserve">UMTS</w:t>
+            </w:r>
+          </w:p>
+        </w:tc>
+        <w:tc>
+          <w:tcPr/>
+          <w:p>
+            <w:pPr>
+              <w:pStyle w:val="Compact"/>
+            </w:pPr>
+            <w:r>
+              <w:t xml:space="preserve">3G</w:t>
+            </w:r>
+          </w:p>
+        </w:tc>
+        <w:tc>
+          <w:tcPr/>
+          <w:p>
+            <w:pPr>
+              <w:pStyle w:val="Compact"/>
+            </w:pPr>
+            <w:r>
+              <w:t xml:space="preserve">Hasta 384 kbps en móvil, 2 Mbps fijo</w:t>
+            </w:r>
+          </w:p>
+        </w:tc>
+        <w:tc>
+          <w:tcPr/>
+          <w:p>
+            <w:pPr>
+              <w:pStyle w:val="Compact"/>
+            </w:pPr>
+            <w:r>
+              <w:t xml:space="preserve">Heredera de GSM; convivió con EDGE (2.75G)</w:t>
+            </w:r>
+          </w:p>
+        </w:tc>
+      </w:tr>
+      <w:tr>
+        <w:tc>
+          <w:tcPr/>
+          <w:p>
+            <w:pPr>
+              <w:pStyle w:val="Compact"/>
+            </w:pPr>
+            <w:r>
+              <w:rPr>
+                <w:b/>
+                <w:bCs/>
+              </w:rPr>
+              <w:t xml:space="preserve">HSDPA</w:t>
+            </w:r>
+          </w:p>
+        </w:tc>
+        <w:tc>
+          <w:tcPr/>
+          <w:p>
+            <w:pPr>
+              <w:pStyle w:val="Compact"/>
+            </w:pPr>
+            <w:r>
+              <w:t xml:space="preserve">3.5G (</w:t>
+            </w:r>
+            <w:r>
+              <w:rPr>
+                <w:i/>
+                <w:iCs/>
+              </w:rPr>
+              <w:t xml:space="preserve">High Speed Downlink Packet Access</w:t>
+            </w:r>
+            <w:r>
+              <w:t xml:space="preserve">)</w:t>
+            </w:r>
+          </w:p>
+        </w:tc>
+        <w:tc>
+          <w:tcPr/>
+          <w:p>
+            <w:pPr>
+              <w:pStyle w:val="Compact"/>
+            </w:pPr>
+            <w:r>
+              <w:t xml:space="preserve">Hasta 14,4 Mbps bajando</w:t>
+            </w:r>
+          </w:p>
+        </w:tc>
+        <w:tc>
+          <w:tcPr/>
+          <w:p>
+            <w:pPr>
+              <w:pStyle w:val="Compact"/>
+            </w:pPr>
+            <w:r>
+              <w:t xml:space="preserve">Evolución de UMTS con conmutación de paquetes: el</w:t>
+            </w:r>
+            <w:r>
+              <w:t xml:space="preserve"> </w:t>
+            </w:r>
+            <w:r>
+              <w:t xml:space="preserve">“3.5G”</w:t>
+            </w:r>
+            <w:r>
+              <w:t xml:space="preserve"> </w:t>
+            </w:r>
+            <w:r>
+              <w:t xml:space="preserve">de los carteles</w:t>
+            </w:r>
+          </w:p>
+        </w:tc>
+      </w:tr>
+    </w:tbl>
+    <w:p>
+      <w:pPr>
+        <w:pStyle w:val="BlockText"/>
+      </w:pPr>
+      <w:r>
+        <w:t xml:space="preserve">💡</w:t>
+      </w:r>
+      <w:r>
+        <w:t xml:space="preserve"> </w:t>
+      </w:r>
+      <w:r>
+        <w:rPr>
+          <w:b/>
+          <w:bCs/>
+        </w:rPr>
+        <w:t xml:space="preserve">Relación con la unidad:</w:t>
+      </w:r>
+      <w:r>
+        <w:t xml:space="preserve"> </w:t>
+      </w:r>
+      <w:r>
+        <w:t xml:space="preserve">HSDPA es</w:t>
+      </w:r>
+      <w:r>
+        <w:t xml:space="preserve"> </w:t>
+      </w:r>
+      <w:r>
+        <w:rPr>
+          <w:i/>
+          <w:iCs/>
+        </w:rPr>
+        <w:t xml:space="preserve">downlink</w:t>
+      </w:r>
+      <w:r>
+        <w:t xml:space="preserve">: acelera la bajada, no la subida — por eso el 3.5G navegaba bien pero subía fotos a cámara lenta. Y sí, otra vez NAT: si tu operador te asigna una IP de su red móvil detrás de su propio NAT, vuelves a estar en el mismo escenario, ahora en 3G.</w:t>
+      </w:r>
+    </w:p>
+    <w:p>
+      <w:r>
+        <w:pict>
+          <v:rect style="width:0;height:1.5pt" o:hralign="center" o:hrstd="t" o:hr="t"/>
+        </w:pict>
+      </w:r>
+    </w:p>
+    <w:bookmarkEnd w:id="96"/>
+    <w:bookmarkStart w:id="97" w:name="mini-chequeo-6"/>
     <w:p>
       <w:pPr>
         <w:pStyle w:val="Heading2"/>
@@ -12535,8 +13144,8 @@
         </w:pict>
       </w:r>
     </w:p>
-    <w:bookmarkEnd w:id="95"/>
-    <w:bookmarkStart w:id="96" w:name="resumen-en-3-frases-6"/>
+    <w:bookmarkEnd w:id="97"/>
+    <w:bookmarkStart w:id="98" w:name="resumen-en-3-frases-6"/>
     <w:p>
       <w:pPr>
         <w:pStyle w:val="Heading2"/>
@@ -12655,8 +13264,8 @@
         <w:t xml:space="preserve">(802.16, kilómetros) son primas, no hermanas: WiFi va de la generación n a la be, y WiMax se quedó en su 802.16.</w:t>
       </w:r>
     </w:p>
-    <w:bookmarkEnd w:id="96"/>
-    <w:bookmarkStart w:id="97" w:name="vocabulario-rápido-6"/>
+    <w:bookmarkEnd w:id="98"/>
+    <w:bookmarkStart w:id="99" w:name="vocabulario-rápido-6"/>
     <w:p>
       <w:pPr>
         <w:pStyle w:val="Heading2"/>
@@ -12904,9 +13513,9 @@
         </w:r>
       </w:hyperlink>
     </w:p>
-    <w:bookmarkEnd w:id="97"/>
-    <w:bookmarkEnd w:id="98"/>
-    <w:bookmarkStart w:id="110" w:name="configuración-completa"/>
+    <w:bookmarkEnd w:id="99"/>
+    <w:bookmarkEnd w:id="100"/>
+    <w:bookmarkStart w:id="112" w:name="configuración-completa"/>
     <w:p>
       <w:pPr>
         <w:pStyle w:val="Heading1"/>
@@ -12970,7 +13579,7 @@
         </w:pict>
       </w:r>
     </w:p>
-    <w:bookmarkStart w:id="99" w:name="la-idea-en-una-frase-7"/>
+    <w:bookmarkStart w:id="101" w:name="la-idea-en-una-frase-7"/>
     <w:p>
       <w:pPr>
         <w:pStyle w:val="Heading2"/>
@@ -13018,8 +13627,8 @@
         </w:pict>
       </w:r>
     </w:p>
-    <w:bookmarkEnd w:id="99"/>
-    <w:bookmarkStart w:id="100" w:name="escenario-del-laboratorio"/>
+    <w:bookmarkEnd w:id="101"/>
+    <w:bookmarkStart w:id="102" w:name="escenario-del-laboratorio"/>
     <w:p>
       <w:pPr>
         <w:pStyle w:val="Heading2"/>
@@ -13302,8 +13911,8 @@
         </w:pict>
       </w:r>
     </w:p>
-    <w:bookmarkEnd w:id="100"/>
-    <w:bookmarkStart w:id="101" w:name="paso-1-pat-para-toda-la-lan"/>
+    <w:bookmarkEnd w:id="102"/>
+    <w:bookmarkStart w:id="103" w:name="paso-1-pat-para-toda-la-lan"/>
     <w:p>
       <w:pPr>
         <w:pStyle w:val="Heading2"/>
@@ -13443,8 +14052,8 @@
         <w:t xml:space="preserve">(la IP de la WAN, reutilizada con puertos). Este es el PAT del punto 4.</w:t>
       </w:r>
     </w:p>
-    <w:bookmarkEnd w:id="101"/>
-    <w:bookmarkStart w:id="102" w:name="paso-2-nat-destino-para-el-servidor-web"/>
+    <w:bookmarkEnd w:id="103"/>
+    <w:bookmarkStart w:id="104" w:name="paso-2-nat-destino-para-el-servidor-web"/>
     <w:p>
       <w:pPr>
         <w:pStyle w:val="Heading2"/>
@@ -13519,8 +14128,8 @@
         <w:t xml:space="preserve">llegará al servidor web de la LAN. (En la vida real esa IP pública la asigna el ISP; aquí es la de g0/1.)</w:t>
       </w:r>
     </w:p>
-    <w:bookmarkEnd w:id="102"/>
-    <w:bookmarkStart w:id="103" w:name="X3dce09dbe5e62bfc36184afd74d51721695e328"/>
+    <w:bookmarkEnd w:id="104"/>
+    <w:bookmarkStart w:id="105" w:name="X3dce09dbe5e62bfc36184afd74d51721695e328"/>
     <w:p>
       <w:pPr>
         <w:pStyle w:val="Heading2"/>
@@ -13762,8 +14371,8 @@
         <w:t xml:space="preserve">.</w:t>
       </w:r>
     </w:p>
-    <w:bookmarkEnd w:id="103"/>
-    <w:bookmarkStart w:id="104" w:name="paso-4-verificación"/>
+    <w:bookmarkEnd w:id="105"/>
+    <w:bookmarkStart w:id="106" w:name="paso-4-verificación"/>
     <w:p>
       <w:pPr>
         <w:pStyle w:val="Heading2"/>
@@ -13940,8 +14549,8 @@
         <w:t xml:space="preserve">.</w:t>
       </w:r>
     </w:p>
-    <w:bookmarkEnd w:id="104"/>
-    <w:bookmarkStart w:id="105" w:name="paso-5-limpieza"/>
+    <w:bookmarkEnd w:id="106"/>
+    <w:bookmarkStart w:id="107" w:name="paso-5-limpieza"/>
     <w:p>
       <w:pPr>
         <w:pStyle w:val="Heading2"/>
@@ -14050,8 +14659,8 @@
         </w:pict>
       </w:r>
     </w:p>
-    <w:bookmarkEnd w:id="105"/>
-    <w:bookmarkStart w:id="106" w:name="el-fallo-intencionado-de-la-unidad"/>
+    <w:bookmarkEnd w:id="107"/>
+    <w:bookmarkStart w:id="108" w:name="el-fallo-intencionado-de-la-unidad"/>
     <w:p>
       <w:pPr>
         <w:pStyle w:val="Heading2"/>
@@ -14257,8 +14866,8 @@
         </w:pict>
       </w:r>
     </w:p>
-    <w:bookmarkEnd w:id="106"/>
-    <w:bookmarkStart w:id="107" w:name="mini-chequeo-7"/>
+    <w:bookmarkEnd w:id="108"/>
+    <w:bookmarkStart w:id="109" w:name="mini-chequeo-7"/>
     <w:p>
       <w:pPr>
         <w:pStyle w:val="Heading2"/>
@@ -14565,8 +15174,8 @@
         </w:pict>
       </w:r>
     </w:p>
-    <w:bookmarkEnd w:id="107"/>
-    <w:bookmarkStart w:id="108" w:name="resumen-en-3-frases-7"/>
+    <w:bookmarkEnd w:id="109"/>
+    <w:bookmarkStart w:id="110" w:name="resumen-en-3-frases-7"/>
     <w:p>
       <w:pPr>
         <w:pStyle w:val="Heading2"/>
@@ -14694,8 +15303,8 @@
         <w:t xml:space="preserve">: la tabla queda vacía y nada traduce, aunque el resto esté perfecto.</w:t>
       </w:r>
     </w:p>
-    <w:bookmarkEnd w:id="108"/>
-    <w:bookmarkStart w:id="109" w:name="vocabulario-rápido-7"/>
+    <w:bookmarkEnd w:id="110"/>
+    <w:bookmarkStart w:id="111" w:name="vocabulario-rápido-7"/>
     <w:p>
       <w:pPr>
         <w:pStyle w:val="Heading2"/>
@@ -14943,9 +15552,9 @@
         </w:r>
       </w:hyperlink>
     </w:p>
-    <w:bookmarkEnd w:id="109"/>
-    <w:bookmarkEnd w:id="110"/>
-    <w:bookmarkStart w:id="124" w:name="cierre-consolida-lo-aprendido"/>
+    <w:bookmarkEnd w:id="111"/>
+    <w:bookmarkEnd w:id="112"/>
+    <w:bookmarkStart w:id="126" w:name="cierre-consolida-lo-aprendido"/>
     <w:p>
       <w:pPr>
         <w:pStyle w:val="Heading1"/>
@@ -15041,7 +15650,7 @@
         </w:pict>
       </w:r>
     </w:p>
-    <w:bookmarkStart w:id="111" w:name="sé-el-nat"/>
+    <w:bookmarkStart w:id="113" w:name="sé-el-nat"/>
     <w:p>
       <w:pPr>
         <w:pStyle w:val="Heading2"/>
@@ -15193,8 +15802,8 @@
         </w:pict>
       </w:r>
     </w:p>
-    <w:bookmarkEnd w:id="111"/>
-    <w:bookmarkStart w:id="112" w:name="fireside-chat-nat-vs-no-nat"/>
+    <w:bookmarkEnd w:id="113"/>
+    <w:bookmarkStart w:id="114" w:name="fireside-chat-nat-vs-no-nat"/>
     <w:p>
       <w:pPr>
         <w:pStyle w:val="Heading2"/>
@@ -15364,8 +15973,8 @@
         </w:pict>
       </w:r>
     </w:p>
-    <w:bookmarkEnd w:id="112"/>
-    <w:bookmarkStart w:id="113" w:name="quién-soy"/>
+    <w:bookmarkEnd w:id="114"/>
+    <w:bookmarkStart w:id="115" w:name="quién-soy"/>
     <w:p>
       <w:pPr>
         <w:pStyle w:val="Heading2"/>
@@ -15559,8 +16168,8 @@
         </w:pict>
       </w:r>
     </w:p>
-    <w:bookmarkEnd w:id="113"/>
-    <w:bookmarkStart w:id="114" w:name="X67ed44d19c3cfffe36c2736c999ecef9a7bdfae"/>
+    <w:bookmarkEnd w:id="115"/>
+    <w:bookmarkStart w:id="116" w:name="X67ed44d19c3cfffe36c2736c999ecef9a7bdfae"/>
     <w:p>
       <w:pPr>
         <w:pStyle w:val="Heading2"/>
@@ -15679,8 +16288,8 @@
         </w:pict>
       </w:r>
     </w:p>
-    <w:bookmarkEnd w:id="114"/>
-    <w:bookmarkStart w:id="116" w:name="laboratorio-de-tortura-configuración-nat"/>
+    <w:bookmarkEnd w:id="116"/>
+    <w:bookmarkStart w:id="118" w:name="laboratorio-de-tortura-configuración-nat"/>
     <w:p>
       <w:pPr>
         <w:pStyle w:val="Heading2"/>
@@ -16418,7 +17027,7 @@
       <w:r>
         <w:t xml:space="preserve"> </w:t>
       </w:r>
-      <w:hyperlink r:id="rId115">
+      <w:hyperlink r:id="rId117">
         <w:r>
           <w:rPr>
             <w:rStyle w:val="Hyperlink"/>
@@ -16437,8 +17046,8 @@
         </w:pict>
       </w:r>
     </w:p>
-    <w:bookmarkEnd w:id="116"/>
-    <w:bookmarkStart w:id="117" w:name="logros-de-esta-unidad"/>
+    <w:bookmarkEnd w:id="118"/>
+    <w:bookmarkStart w:id="119" w:name="logros-de-esta-unidad"/>
     <w:p>
       <w:pPr>
         <w:pStyle w:val="Heading2"/>
@@ -16638,8 +17247,8 @@
         </w:pict>
       </w:r>
     </w:p>
-    <w:bookmarkEnd w:id="117"/>
-    <w:bookmarkStart w:id="118" w:name="atrévete-a-pensar"/>
+    <w:bookmarkEnd w:id="119"/>
+    <w:bookmarkStart w:id="120" w:name="atrévete-a-pensar"/>
     <w:p>
       <w:pPr>
         <w:pStyle w:val="Heading2"/>
@@ -16845,8 +17454,8 @@
         </w:pict>
       </w:r>
     </w:p>
-    <w:bookmarkEnd w:id="118"/>
-    <w:bookmarkStart w:id="119" w:name="crucigrama-de-bits"/>
+    <w:bookmarkEnd w:id="120"/>
+    <w:bookmarkStart w:id="121" w:name="crucigrama-de-bits"/>
     <w:p>
       <w:pPr>
         <w:pStyle w:val="Heading2"/>
@@ -16999,8 +17608,8 @@
         </w:pict>
       </w:r>
     </w:p>
-    <w:bookmarkEnd w:id="119"/>
-    <w:bookmarkStart w:id="120" w:name="preguntas-de-entrevista-de-trabajo"/>
+    <w:bookmarkEnd w:id="121"/>
+    <w:bookmarkStart w:id="122" w:name="preguntas-de-entrevista-de-trabajo"/>
     <w:p>
       <w:pPr>
         <w:pStyle w:val="Heading2"/>
@@ -17129,8 +17738,8 @@
         </w:pict>
       </w:r>
     </w:p>
-    <w:bookmarkEnd w:id="120"/>
-    <w:bookmarkStart w:id="121" w:name="no-hay-preguntas-tontas"/>
+    <w:bookmarkEnd w:id="122"/>
+    <w:bookmarkStart w:id="123" w:name="no-hay-preguntas-tontas"/>
     <w:p>
       <w:pPr>
         <w:pStyle w:val="Heading2"/>
@@ -17224,8 +17833,8 @@
         </w:pict>
       </w:r>
     </w:p>
-    <w:bookmarkEnd w:id="121"/>
-    <w:bookmarkStart w:id="122" w:name="poscréditos"/>
+    <w:bookmarkEnd w:id="123"/>
+    <w:bookmarkStart w:id="124" w:name="poscréditos"/>
     <w:p>
       <w:pPr>
         <w:pStyle w:val="Heading2"/>
@@ -17317,8 +17926,8 @@
         </w:pict>
       </w:r>
     </w:p>
-    <w:bookmarkEnd w:id="122"/>
-    <w:bookmarkStart w:id="123" w:name="criterios-de-evaluación-cubiertos-ra7-1"/>
+    <w:bookmarkEnd w:id="124"/>
+    <w:bookmarkStart w:id="125" w:name="criterios-de-evaluación-cubiertos-ra7-1"/>
     <w:p>
       <w:pPr>
         <w:pStyle w:val="Heading2"/>
@@ -17408,7 +18017,7 @@
               <w:pStyle w:val="Compact"/>
             </w:pPr>
             <w:r>
-              <w:t xml:space="preserve">Ventajas e inconvenientes de NAT</w:t>
+              <w:t xml:space="preserve">Se han descrito las ventajas e inconvenientes del uso de la traducción de direcciones de red (NAT)</w:t>
             </w:r>
           </w:p>
         </w:tc>
@@ -17443,7 +18052,7 @@
               <w:pStyle w:val="Compact"/>
             </w:pPr>
             <w:r>
-              <w:t xml:space="preserve">NAT estático</w:t>
+              <w:t xml:space="preserve">Se ha utilizado NAT para realizar la traducción estática de direcciones de red</w:t>
             </w:r>
           </w:p>
         </w:tc>
@@ -17478,7 +18087,7 @@
               <w:pStyle w:val="Compact"/>
             </w:pPr>
             <w:r>
-              <w:t xml:space="preserve">NAT dinámico/PAT</w:t>
+              <w:t xml:space="preserve">Se ha utilizado NAT para realizar la traducción dinámica de direcciones de red</w:t>
             </w:r>
           </w:p>
         </w:tc>
@@ -17513,18 +18122,18 @@
               <w:pStyle w:val="Compact"/>
             </w:pPr>
             <w:r>
-              <w:t xml:space="preserve">Port forwarding</w:t>
-            </w:r>
-          </w:p>
-        </w:tc>
-        <w:tc>
-          <w:tcPr/>
-          <w:p>
-            <w:pPr>
-              <w:pStyle w:val="Compact"/>
-            </w:pPr>
-            <w:r>
-              <w:t xml:space="preserve">✅ Punto 5 + ⚡ Laboratorio (punto 9, NAT destino)</w:t>
+              <w:t xml:space="preserve">Se han descrito las características de las tecnologías «Frame Relay», RDSI y ADSL</w:t>
+            </w:r>
+          </w:p>
+        </w:tc>
+        <w:tc>
+          <w:tcPr/>
+          <w:p>
+            <w:pPr>
+              <w:pStyle w:val="Compact"/>
+            </w:pPr>
+            <w:r>
+              <w:t xml:space="preserve">✅ Punto 7 (WAN heredada)</w:t>
             </w:r>
           </w:p>
         </w:tc>
@@ -17548,7 +18157,7 @@
               <w:pStyle w:val="Compact"/>
             </w:pPr>
             <w:r>
-              <w:t xml:space="preserve">WiFi vs WiMax</w:t>
+              <w:t xml:space="preserve">Se han descrito las analogías y diferencias entre las tecnologías «Wifi» y «Wimax»</w:t>
             </w:r>
           </w:p>
         </w:tc>
@@ -17560,11 +18169,70 @@
             </w:pPr>
             <w:r>
               <w:t xml:space="preserve">✅ Punto 7 (estándares 802.11)</w:t>
+            </w:r>
+          </w:p>
+        </w:tc>
+      </w:tr>
+      <w:tr>
+        <w:tc>
+          <w:tcPr/>
+          <w:p>
+            <w:pPr>
+              <w:pStyle w:val="Compact"/>
+            </w:pPr>
+            <w:r>
+              <w:t xml:space="preserve">f)</w:t>
+            </w:r>
+          </w:p>
+        </w:tc>
+        <w:tc>
+          <w:tcPr/>
+          <w:p>
+            <w:pPr>
+              <w:pStyle w:val="Compact"/>
+            </w:pPr>
+            <w:r>
+              <w:t xml:space="preserve">Se han descrito las características de las tecnologías UMTS y HSDPA</w:t>
+            </w:r>
+          </w:p>
+        </w:tc>
+        <w:tc>
+          <w:tcPr/>
+          <w:p>
+            <w:pPr>
+              <w:pStyle w:val="Compact"/>
+            </w:pPr>
+            <w:r>
+              <w:t xml:space="preserve">✅ Punto 7 (móvil 3G/3.5G)</w:t>
             </w:r>
           </w:p>
         </w:tc>
       </w:tr>
     </w:tbl>
+    <w:p>
+      <w:pPr>
+        <w:pStyle w:val="BlockText"/>
+      </w:pPr>
+      <w:r>
+        <w:t xml:space="preserve">ℹ️ El</w:t>
+      </w:r>
+      <w:r>
+        <w:t xml:space="preserve"> </w:t>
+      </w:r>
+      <w:r>
+        <w:rPr>
+          <w:b/>
+          <w:bCs/>
+        </w:rPr>
+        <w:t xml:space="preserve">port forwarding</w:t>
+      </w:r>
+      <w:r>
+        <w:t xml:space="preserve"> </w:t>
+      </w:r>
+      <w:r>
+        <w:t xml:space="preserve">(punto 5 + ⚡ Laboratorio, NAT destino) es contenido de la unidad — el bloque «NAT destino» —, no un CE: la letra d) oficial corresponde a las WAN heredadas.</w:t>
+      </w:r>
+    </w:p>
     <w:p>
       <w:r>
         <w:pict>
@@ -17645,8 +18313,8 @@
         </w:r>
       </w:hyperlink>
     </w:p>
-    <w:bookmarkEnd w:id="123"/>
-    <w:bookmarkEnd w:id="124"/>
+    <w:bookmarkEnd w:id="125"/>
+    <w:bookmarkEnd w:id="126"/>
     <w:sectPr>
       <w:footnotePr>
         <w:numRestart w:val="eachSect"/>
